--- a/yusufs-quizzes/quizzes/cells/concept-1/cell-theory-worksheet.docx
+++ b/yusufs-quizzes/quizzes/cells/concept-1/cell-theory-worksheet.docx
@@ -1162,7 +1162,7 @@
     </w:p>
     <w:p>
       <w:r>
-        <w:t>Write 1, 2 or 3 for the principle most directly supported. 1 = made of cells; 2 = basic unit of structure and function; 3 = cells from existing cells.</w:t>
+        <w:t>Write the idea most directly supported by each statement. Use: made of cells; basic unit; cells from existing cells.</w:t>
       </w:r>
     </w:p>
     <w:p>
